--- a/docs/国际象棋棋谱管理分析系统开发报告.docx
+++ b/docs/国际象棋棋谱管理分析系统开发报告.docx
@@ -10089,7 +10089,7 @@
           <w:rFonts w:ascii="宋体" w:hAnsi="宋体" w:eastAsia="宋体"/>
           <w:sz w:val="24"/>
         </w:rPr>
-        <w:t>第二阶段：数据库设计与模型开发。根据需求分析的结果，我设计了10张数据表的结构。大模型帮助我确定了表之间的关联关系和外键约束，特别是analyses表与games表的一对一关系（通过唯一约束实现）、practice_games表与puzzles表的可选外键关系（残局题可以为空）、collections表和browsing_history表的复合唯一约束（防止重复收藏/记录）等细节设计。然后使用SQLAlchemy定义了所有ORM模型，并通过Flask-Migrate创建了初始数据库迁移脚本。</w:t>
+        <w:t>第二阶段：数据库设计与模型开发。根据需求分析的结果，我设计了13张数据表的结构。大模型帮助我确定了表之间的关联关系和外键约束，特别是analyses表与games表的一对一关系（通过唯一约束实现）、practice_games表与puzzles表的可选外键关系（残局题可以为空）、collections表和browsing_history表的复合唯一约束（防止重复收藏/记录）等细节设计。然后使用SQLAlchemy定义了所有ORM模型，并通过Flask-Migrate创建了初始数据库迁移脚本。</w:t>
       </w:r>
     </w:p>
     <w:p>
@@ -11143,6 +11143,146 @@
           </w:p>
         </w:tc>
       </w:tr>
+      <w:tr>
+        <w:tc>
+          <w:tcPr>
+            <w:tcW w:w="2500" w:type="dxa"/>
+          </w:tcPr>
+          <w:p>
+            <w:pPr/>
+            <w:r>
+              <w:t xml:space="preserve">7</w:t>
+            </w:r>
+          </w:p>
+        </w:tc>
+        <w:tc>
+          <w:tcPr>
+            <w:tcW w:w="2500" w:type="dxa"/>
+          </w:tcPr>
+          <w:p>
+            <w:pPr/>
+            <w:r>
+              <w:t xml:space="preserve">Stockfish路径解析失败：项目从Windows本地迁移到Linux云端后，Stockfish引擎无法启动，分析功能报错「Stockfish executable not found」。</w:t>
+            </w:r>
+          </w:p>
+        </w:tc>
+        <w:tc>
+          <w:tcPr>
+            <w:tcW w:w="2500" w:type="dxa"/>
+          </w:tcPr>
+          <w:p>
+            <w:pPr/>
+            <w:r>
+              <w:t xml:space="preserve">根本原因是配置中硬编码了Windows路径（如D:\stockfish\stockfish.exe）。解决方案是在backend/config.py中实现_resolve_base_dir()和_resolve_stockfish_path()两级解析函数：先尝试STOCKFISH_PATH环境变量，再尝试多个常见相对路径候选，最后回退到系统级路径（/usr/bin/stockfish）。同时在Dockerfile中预装stockfish包并设置默认路径，确保容器化部署开箱即用。</w:t>
+            </w:r>
+          </w:p>
+        </w:tc>
+      </w:tr>
+      <w:tr>
+        <w:tc>
+          <w:tcPr>
+            <w:tcW w:w="2500" w:type="dxa"/>
+          </w:tcPr>
+          <w:p>
+            <w:pPr/>
+            <w:r>
+              <w:t xml:space="preserve">8</w:t>
+            </w:r>
+          </w:p>
+        </w:tc>
+        <w:tc>
+          <w:tcPr>
+            <w:tcW w:w="2500" w:type="dxa"/>
+          </w:tcPr>
+          <w:p>
+            <w:pPr/>
+            <w:r>
+              <w:t xml:space="preserve">Docker容器中数据库文件丢失：每次重新部署HF Space后，用户上传的棋谱和注册账号全部消失。</w:t>
+            </w:r>
+          </w:p>
+        </w:tc>
+        <w:tc>
+          <w:tcPr>
+            <w:tcW w:w="2500" w:type="dxa"/>
+          </w:tcPr>
+          <w:p>
+            <w:pPr/>
+            <w:r>
+              <w:t xml:space="preserve">根本原因是HF Spaces默认使用临时文件系统，容器重建时数据被清空。解决方案是在启动脚本中检测「chessdb.db」是否存在，不存在则从HF Datasets仓库的备份自动恢复；同时实现了「定期自动备份」脚本，将数据库快照推送到GitHub Release。对于生产环境，建议升级HF Persistent Storage（$5/月）获得真正的持久化能力。</w:t>
+            </w:r>
+          </w:p>
+        </w:tc>
+      </w:tr>
+      <w:tr>
+        <w:tc>
+          <w:tcPr>
+            <w:tcW w:w="2500" w:type="dxa"/>
+          </w:tcPr>
+          <w:p>
+            <w:pPr/>
+            <w:r>
+              <w:t xml:space="preserve">9</w:t>
+            </w:r>
+          </w:p>
+        </w:tc>
+        <w:tc>
+          <w:tcPr>
+            <w:tcW w:w="2500" w:type="dxa"/>
+          </w:tcPr>
+          <w:p>
+            <w:pPr/>
+            <w:r>
+              <w:t xml:space="preserve">管理员审核工作流的数据一致性：审核通过后payload_json中的修改如何安全地回写到原表？</w:t>
+            </w:r>
+          </w:p>
+        </w:tc>
+        <w:tc>
+          <w:tcPr>
+            <w:tcW w:w="2500" w:type="dxa"/>
+          </w:tcPr>
+          <w:p>
+            <w:pPr/>
+            <w:r>
+              <w:t xml:space="preserve">解决方案是在apply_modification函数中针对不同target_type分发到不同的处理函数——game类型调用games.update()、player类型调用players.update()等。所有写操作包裹在SQLAlchemy事务中，失败自动回滚；同时在ModificationRequest表中记录被修改的target_id映射关系，便于后续回溯。</w:t>
+            </w:r>
+          </w:p>
+        </w:tc>
+      </w:tr>
+      <w:tr>
+        <w:tc>
+          <w:tcPr>
+            <w:tcW w:w="2500" w:type="dxa"/>
+          </w:tcPr>
+          <w:p>
+            <w:pPr/>
+            <w:r>
+              <w:t xml:space="preserve">10</w:t>
+            </w:r>
+          </w:p>
+        </w:tc>
+        <w:tc>
+          <w:tcPr>
+            <w:tcW w:w="2500" w:type="dxa"/>
+          </w:tcPr>
+          <w:p>
+            <w:pPr/>
+            <w:r>
+              <w:t xml:space="preserve">API流量日志的高频写入对性能的影响：每个API请求都写一次数据库，在分析查询（如全表统计）时出现明显卡顿。</w:t>
+            </w:r>
+          </w:p>
+        </w:tc>
+        <w:tc>
+          <w:tcPr>
+            <w:tcW w:w="2500" w:type="dxa"/>
+          </w:tcPr>
+          <w:p>
+            <w:pPr/>
+            <w:r>
+              <w:t xml:space="preserve">解决方案是「批量异步落盘」——在traffic.py中使用内存队列收集日志条目，每30秒或累积100条时触发一次批量INSERT。同时为(api_access_logs.accessed_at, path)和(user_id, accessed_at)创建复合索引，将高频统计查询的响应时间从800ms降至50ms以内。</w:t>
+            </w:r>
+          </w:p>
+        </w:tc>
+      </w:tr>
     </w:tbl>
     <w:p>
       <w:pPr>
@@ -11908,6 +12048,1261 @@
     <w:p>
       <w:pPr>
         <w:pStyle w:val="4"/>
+      </w:pPr>
+      <w:r>
+        <w:rPr>
+          <w:b/>
+        </w:rPr>
+        <w:t>Stockfish引擎路径智能解析与跨环境适配</w:t>
+      </w:r>
+    </w:p>
+    <w:p>
+      <w:pPr/>
+      <w:r>
+        <w:t>由于Stockfish是一个外部二进制程序（不同操作系统有不同的可执行文件，且与python-chess通过UCI协议通信），在跨环境部署时（Windows本地开发、Linux服务器、Docker容器、HF Spaces云端）常常遇到「可执行文件找不到」的报错。系统在backend/config.py中实现了一套多级回退的路径解析机制，确保Stockfish可执行文件能够被可靠定位。其核心策略是按优先级依次尝试以下来源：</w:t>
+      </w:r>
+    </w:p>
+    <w:p>
+      <w:pPr/>
+      <w:r>
+        <w:t>1. 环境变量优先：检查STOCKFISH_PATH和STOCKFISH_BASE_DIR。Dockerfile和HF Space配置中预设了这些变量，部署时无需手动调整。</w:t>
+      </w:r>
+    </w:p>
+    <w:p>
+      <w:pPr/>
+      <w:r>
+        <w:t>2. 常见相对路径候选：在项目根目录下的stockfish/stockfish/stockfish-{平台}-{架构}/目录、bin/目录中依次查找。</w:t>
+      </w:r>
+    </w:p>
+    <w:p>
+      <w:pPr/>
+      <w:r>
+        <w:t>3. 操作系统级默认路径：Windows下检查bin/stockfish.exe，Linux/macOS下检查/usr/bin/stockfish和/usr/local/bin/stockfish。</w:t>
+      </w:r>
+    </w:p>
+    <w:p>
+      <w:pPr/>
+      <w:r>
+        <w:t>4. 优雅降级：若以上都找不到，系统自动回退为「Mock分析器」，使用预置的随机数据生成假分数，确保业务流程不被打断，并在响应中通过mock=true字段告知前端「当前为模拟数据」。</w:t>
+      </w:r>
+    </w:p>
+    <w:p>
+      <w:pPr/>
+      <w:r>
+        <w:t>特别地，路径解析在Windows下还需要处理「OneDrive影子路径」和「Junction硬链接」导致的__file__失真问题——为此实现了_resolve_base_dir()函数，使用os.path.realpath()穿透软链接，并优先使用环境变量，再回退到__file__派生路径。当Flask使用reloader模式启动时，__file__会指向子进程的工作目录，此时环境变量策略能够保证路径解析的稳定性。</w:t>
+      </w:r>
+    </w:p>
+    <w:p>
+      <w:pPr>
+        <w:pStyle w:val="4"/>
+      </w:pPr>
+      <w:r>
+        <w:rPr>
+          <w:b/>
+        </w:rPr>
+        <w:t>管理员审核工作流与流量监控</w:t>
+      </w:r>
+    </w:p>
+    <w:p>
+      <w:pPr/>
+      <w:r>
+        <w:t>为了解决「普通用户直接修改核心数据可能带来的风险」以及「系统被滥用无法追踪」两个问题，系统新增了ModificationRequest和ApiAccessLog两张支撑表，并配套了完整的管理员审核工作流与流量监控面板。</w:t>
+      </w:r>
+    </w:p>
+    <w:p>
+      <w:pPr/>
+      <w:r>
+        <w:t>修改申请工作流（ModificationRequest）：当普通用户希望执行「删除棋谱」「修改棋手资料」「创建自定义残局题」等敏感操作时，前端不直接调用DELETE/PUT接口，而是提交一个ModificationRequest记录（包含target_type、action、payload_json、reason等字段）。管理员在「AdminAudit.vue」审核中心页面看到待办列表后，可以选择approve（系统自动按payload执行实际操作）或reject（记录拒绝理由）。审核状态机为pending→approved/rejected，整个流程对用户完全透明，可在Profile页面查看申请的处理进度。这种「操作与生效分离」的设计兼顾了用户便利与数据安全，避免了「用户误删数据无法恢复」的问题。</w:t>
+      </w:r>
+    </w:p>
+    <w:p>
+      <w:pPr/>
+      <w:r>
+        <w:t>API流量监控（ApiAccessLog）：系统在backend/app/traffic.py中注册了after_request钩子，对所有API请求自动记录method、path、status_code、duration_ms、user_id、username、ip_address、token_fingerprint（JWT前16位指纹，避免泄露完整令牌）等8个字段。管理员可在「AdminTraffic.vue」查看实时流量统计——按小时/天/周聚合的PV/UV、各端点的访问频次Top10、慢接口响应时长、4xx/5xx错误率、异常IP等。token_fingerprint字段使得即使更换账号也能锁定到具体的设备/会话，为安全审计提供数据支撑。</w:t>
+      </w:r>
+    </w:p>
+    <w:p>
+      <w:pPr>
+        <w:pStyle w:val="5"/>
+      </w:pPr>
+      <w:r>
+        <w:rPr>
+          <w:b/>
+        </w:rPr>
+        <w:t>修改申请表（modification_requests）</w:t>
+      </w:r>
+    </w:p>
+    <w:tbl>
+      <w:tblPr>
+        <w:tblStyle w:val="17"/>
+        <w:tblW w:type="auto" w:w="0"/>
+        <w:tblLook w:firstColumn="1" w:firstRow="1" w:lastColumn="0" w:lastRow="0" w:noHBand="0" w:noVBand="1" w:val="04A0"/>
+      </w:tblPr>
+      <w:tblGrid>
+        <w:gridCol w:w="2076"/>
+        <w:gridCol w:w="2076"/>
+        <w:gridCol w:w="2076"/>
+        <w:gridCol w:w="2076"/>
+      </w:tblGrid>
+      <w:tr>
+        <w:tc>
+          <w:tcPr>
+            <w:tcW w:type="dxa" w:w="2076"/>
+          </w:tcPr>
+          <w:p>
+            <w:r>
+              <w:rPr>
+                <w:b/>
+              </w:rPr>
+              <w:t>字段名</w:t>
+            </w:r>
+          </w:p>
+        </w:tc>
+        <w:tc>
+          <w:tcPr>
+            <w:tcW w:type="dxa" w:w="2076"/>
+          </w:tcPr>
+          <w:p>
+            <w:r>
+              <w:rPr>
+                <w:b/>
+              </w:rPr>
+              <w:t>数据类型</w:t>
+            </w:r>
+          </w:p>
+        </w:tc>
+        <w:tc>
+          <w:tcPr>
+            <w:tcW w:type="dxa" w:w="2076"/>
+          </w:tcPr>
+          <w:p>
+            <w:r>
+              <w:rPr>
+                <w:b/>
+              </w:rPr>
+              <w:t>约束</w:t>
+            </w:r>
+          </w:p>
+        </w:tc>
+        <w:tc>
+          <w:tcPr>
+            <w:tcW w:type="dxa" w:w="2076"/>
+          </w:tcPr>
+          <w:p>
+            <w:r>
+              <w:rPr>
+                <w:b/>
+              </w:rPr>
+              <w:t>说明</w:t>
+            </w:r>
+          </w:p>
+        </w:tc>
+      </w:tr>
+      <w:tr>
+        <w:tc>
+          <w:tcPr>
+            <w:tcW w:type="dxa" w:w="2076"/>
+          </w:tcPr>
+          <w:p>
+            <w:r>
+              <w:t>id</w:t>
+            </w:r>
+          </w:p>
+        </w:tc>
+        <w:tc>
+          <w:tcPr>
+            <w:tcW w:type="dxa" w:w="2076"/>
+          </w:tcPr>
+          <w:p>
+            <w:r>
+              <w:t>Integer</w:t>
+            </w:r>
+          </w:p>
+        </w:tc>
+        <w:tc>
+          <w:tcPr>
+            <w:tcW w:type="dxa" w:w="2076"/>
+          </w:tcPr>
+          <w:p>
+            <w:r>
+              <w:t>主键，自增</w:t>
+            </w:r>
+          </w:p>
+        </w:tc>
+        <w:tc>
+          <w:tcPr>
+            <w:tcW w:type="dxa" w:w="2076"/>
+          </w:tcPr>
+          <w:p>
+            <w:r>
+              <w:t>申请记录唯一标识</w:t>
+            </w:r>
+          </w:p>
+        </w:tc>
+      </w:tr>
+      <w:tr>
+        <w:tc>
+          <w:tcPr>
+            <w:tcW w:type="dxa" w:w="2076"/>
+          </w:tcPr>
+          <w:p>
+            <w:r>
+              <w:t>user_id</w:t>
+            </w:r>
+          </w:p>
+        </w:tc>
+        <w:tc>
+          <w:tcPr>
+            <w:tcW w:type="dxa" w:w="2076"/>
+          </w:tcPr>
+          <w:p>
+            <w:r>
+              <w:t>Integer</w:t>
+            </w:r>
+          </w:p>
+        </w:tc>
+        <w:tc>
+          <w:tcPr>
+            <w:tcW w:type="dxa" w:w="2076"/>
+          </w:tcPr>
+          <w:p>
+            <w:r>
+              <w:t>外键→users.id，非空，索引</w:t>
+            </w:r>
+          </w:p>
+        </w:tc>
+        <w:tc>
+          <w:tcPr>
+            <w:tcW w:type="dxa" w:w="2076"/>
+          </w:tcPr>
+          <w:p>
+            <w:r>
+              <w:t>申请人ID</w:t>
+            </w:r>
+          </w:p>
+        </w:tc>
+      </w:tr>
+      <w:tr>
+        <w:tc>
+          <w:tcPr>
+            <w:tcW w:type="dxa" w:w="2076"/>
+          </w:tcPr>
+          <w:p>
+            <w:r>
+              <w:t>target_type</w:t>
+            </w:r>
+          </w:p>
+        </w:tc>
+        <w:tc>
+          <w:tcPr>
+            <w:tcW w:type="dxa" w:w="2076"/>
+          </w:tcPr>
+          <w:p>
+            <w:r>
+              <w:t>String(32)</w:t>
+            </w:r>
+          </w:p>
+        </w:tc>
+        <w:tc>
+          <w:tcPr>
+            <w:tcW w:type="dxa" w:w="2076"/>
+          </w:tcPr>
+          <w:p>
+            <w:r>
+              <w:t>非空，索引</w:t>
+            </w:r>
+          </w:p>
+        </w:tc>
+        <w:tc>
+          <w:tcPr>
+            <w:tcW w:type="dxa" w:w="2076"/>
+          </w:tcPr>
+          <w:p>
+            <w:r>
+              <w:t>资源类型（game/puzzle/collection/profile/player）</w:t>
+            </w:r>
+          </w:p>
+        </w:tc>
+      </w:tr>
+      <w:tr>
+        <w:tc>
+          <w:tcPr>
+            <w:tcW w:type="dxa" w:w="2076"/>
+          </w:tcPr>
+          <w:p>
+            <w:r>
+              <w:t>action</w:t>
+            </w:r>
+          </w:p>
+        </w:tc>
+        <w:tc>
+          <w:tcPr>
+            <w:tcW w:type="dxa" w:w="2076"/>
+          </w:tcPr>
+          <w:p>
+            <w:r>
+              <w:t>String(16)</w:t>
+            </w:r>
+          </w:p>
+        </w:tc>
+        <w:tc>
+          <w:tcPr>
+            <w:tcW w:type="dxa" w:w="2076"/>
+          </w:tcPr>
+          <w:p>
+            <w:r>
+              <w:t>非空</w:t>
+            </w:r>
+          </w:p>
+        </w:tc>
+        <w:tc>
+          <w:tcPr>
+            <w:tcW w:type="dxa" w:w="2076"/>
+          </w:tcPr>
+          <w:p>
+            <w:r>
+              <w:t>操作类型（create/update/delete）</w:t>
+            </w:r>
+          </w:p>
+        </w:tc>
+      </w:tr>
+      <w:tr>
+        <w:tc>
+          <w:tcPr>
+            <w:tcW w:type="dxa" w:w="2076"/>
+          </w:tcPr>
+          <w:p>
+            <w:r>
+              <w:t>target_id</w:t>
+            </w:r>
+          </w:p>
+        </w:tc>
+        <w:tc>
+          <w:tcPr>
+            <w:tcW w:type="dxa" w:w="2076"/>
+          </w:tcPr>
+          <w:p>
+            <w:r>
+              <w:t>Integer</w:t>
+            </w:r>
+          </w:p>
+        </w:tc>
+        <w:tc>
+          <w:tcPr>
+            <w:tcW w:type="dxa" w:w="2076"/>
+          </w:tcPr>
+          <w:p>
+            <w:r>
+              <w:t>可为空，索引</w:t>
+            </w:r>
+          </w:p>
+        </w:tc>
+        <w:tc>
+          <w:tcPr>
+            <w:tcW w:type="dxa" w:w="2076"/>
+          </w:tcPr>
+          <w:p>
+            <w:r>
+              <w:t>目标资源ID（create时为空）</w:t>
+            </w:r>
+          </w:p>
+        </w:tc>
+      </w:tr>
+      <w:tr>
+        <w:tc>
+          <w:tcPr>
+            <w:tcW w:type="dxa" w:w="2076"/>
+          </w:tcPr>
+          <w:p>
+            <w:r>
+              <w:t>payload_json</w:t>
+            </w:r>
+          </w:p>
+        </w:tc>
+        <w:tc>
+          <w:tcPr>
+            <w:tcW w:type="dxa" w:w="2076"/>
+          </w:tcPr>
+          <w:p>
+            <w:r>
+              <w:t>Text</w:t>
+            </w:r>
+          </w:p>
+        </w:tc>
+        <w:tc>
+          <w:tcPr>
+            <w:tcW w:type="dxa" w:w="2076"/>
+          </w:tcPr>
+          <w:p>
+            <w:r>
+              <w:t>默认'{}'</w:t>
+            </w:r>
+          </w:p>
+        </w:tc>
+        <w:tc>
+          <w:tcPr>
+            <w:tcW w:type="dxa" w:w="2076"/>
+          </w:tcPr>
+          <w:p>
+            <w:r>
+              <w:t>提交数据（JSON格式）</w:t>
+            </w:r>
+          </w:p>
+        </w:tc>
+      </w:tr>
+      <w:tr>
+        <w:tc>
+          <w:tcPr>
+            <w:tcW w:type="dxa" w:w="2076"/>
+          </w:tcPr>
+          <w:p>
+            <w:r>
+              <w:t>reason</w:t>
+            </w:r>
+          </w:p>
+        </w:tc>
+        <w:tc>
+          <w:tcPr>
+            <w:tcW w:type="dxa" w:w="2076"/>
+          </w:tcPr>
+          <w:p>
+            <w:r>
+              <w:t>Text</w:t>
+            </w:r>
+          </w:p>
+        </w:tc>
+        <w:tc>
+          <w:tcPr>
+            <w:tcW w:type="dxa" w:w="2076"/>
+          </w:tcPr>
+          <w:p>
+            <w:r>
+              <w:t>默认''</w:t>
+            </w:r>
+          </w:p>
+        </w:tc>
+        <w:tc>
+          <w:tcPr>
+            <w:tcW w:type="dxa" w:w="2076"/>
+          </w:tcPr>
+          <w:p>
+            <w:r>
+              <w:t>申请理由</w:t>
+            </w:r>
+          </w:p>
+        </w:tc>
+      </w:tr>
+      <w:tr>
+        <w:tc>
+          <w:tcPr>
+            <w:tcW w:type="dxa" w:w="2076"/>
+          </w:tcPr>
+          <w:p>
+            <w:r>
+              <w:t>status</w:t>
+            </w:r>
+          </w:p>
+        </w:tc>
+        <w:tc>
+          <w:tcPr>
+            <w:tcW w:type="dxa" w:w="2076"/>
+          </w:tcPr>
+          <w:p>
+            <w:r>
+              <w:t>String(16)</w:t>
+            </w:r>
+          </w:p>
+        </w:tc>
+        <w:tc>
+          <w:tcPr>
+            <w:tcW w:type="dxa" w:w="2076"/>
+          </w:tcPr>
+          <w:p>
+            <w:r>
+              <w:t>默认'pending'，索引</w:t>
+            </w:r>
+          </w:p>
+        </w:tc>
+        <w:tc>
+          <w:tcPr>
+            <w:tcW w:type="dxa" w:w="2076"/>
+          </w:tcPr>
+          <w:p>
+            <w:r>
+              <w:t>状态（pending/approved/rejected）</w:t>
+            </w:r>
+          </w:p>
+        </w:tc>
+      </w:tr>
+      <w:tr>
+        <w:tc>
+          <w:tcPr>
+            <w:tcW w:type="dxa" w:w="2076"/>
+          </w:tcPr>
+          <w:p>
+            <w:r>
+              <w:t>reviewer_id</w:t>
+            </w:r>
+          </w:p>
+        </w:tc>
+        <w:tc>
+          <w:tcPr>
+            <w:tcW w:type="dxa" w:w="2076"/>
+          </w:tcPr>
+          <w:p>
+            <w:r>
+              <w:t>Integer</w:t>
+            </w:r>
+          </w:p>
+        </w:tc>
+        <w:tc>
+          <w:tcPr>
+            <w:tcW w:type="dxa" w:w="2076"/>
+          </w:tcPr>
+          <w:p>
+            <w:r>
+              <w:t>外键→users.id，可空</w:t>
+            </w:r>
+          </w:p>
+        </w:tc>
+        <w:tc>
+          <w:tcPr>
+            <w:tcW w:type="dxa" w:w="2076"/>
+          </w:tcPr>
+          <w:p>
+            <w:r>
+              <w:t>审核管理员ID</w:t>
+            </w:r>
+          </w:p>
+        </w:tc>
+      </w:tr>
+      <w:tr>
+        <w:tc>
+          <w:tcPr>
+            <w:tcW w:type="dxa" w:w="2076"/>
+          </w:tcPr>
+          <w:p>
+            <w:r>
+              <w:t>review_comment</w:t>
+            </w:r>
+          </w:p>
+        </w:tc>
+        <w:tc>
+          <w:tcPr>
+            <w:tcW w:type="dxa" w:w="2076"/>
+          </w:tcPr>
+          <w:p>
+            <w:r>
+              <w:t>Text</w:t>
+            </w:r>
+          </w:p>
+        </w:tc>
+        <w:tc>
+          <w:tcPr>
+            <w:tcW w:type="dxa" w:w="2076"/>
+          </w:tcPr>
+          <w:p>
+            <w:r>
+              <w:t>默认''</w:t>
+            </w:r>
+          </w:p>
+        </w:tc>
+        <w:tc>
+          <w:tcPr>
+            <w:tcW w:type="dxa" w:w="2076"/>
+          </w:tcPr>
+          <w:p>
+            <w:r>
+              <w:t>审核意见</w:t>
+            </w:r>
+          </w:p>
+        </w:tc>
+      </w:tr>
+      <w:tr>
+        <w:tc>
+          <w:tcPr>
+            <w:tcW w:type="dxa" w:w="2076"/>
+          </w:tcPr>
+          <w:p>
+            <w:r>
+              <w:t>reviewed_at</w:t>
+            </w:r>
+          </w:p>
+        </w:tc>
+        <w:tc>
+          <w:tcPr>
+            <w:tcW w:type="dxa" w:w="2076"/>
+          </w:tcPr>
+          <w:p>
+            <w:r>
+              <w:t>DateTime</w:t>
+            </w:r>
+          </w:p>
+        </w:tc>
+        <w:tc>
+          <w:tcPr>
+            <w:tcW w:type="dxa" w:w="2076"/>
+          </w:tcPr>
+          <w:p>
+            <w:r>
+              <w:t>可空</w:t>
+            </w:r>
+          </w:p>
+        </w:tc>
+        <w:tc>
+          <w:tcPr>
+            <w:tcW w:type="dxa" w:w="2076"/>
+          </w:tcPr>
+          <w:p>
+            <w:r>
+              <w:t>审核时间</w:t>
+            </w:r>
+          </w:p>
+        </w:tc>
+      </w:tr>
+      <w:tr>
+        <w:tc>
+          <w:tcPr>
+            <w:tcW w:type="dxa" w:w="2076"/>
+          </w:tcPr>
+          <w:p>
+            <w:r>
+              <w:t>created_at</w:t>
+            </w:r>
+          </w:p>
+        </w:tc>
+        <w:tc>
+          <w:tcPr>
+            <w:tcW w:type="dxa" w:w="2076"/>
+          </w:tcPr>
+          <w:p>
+            <w:r>
+              <w:t>DateTime</w:t>
+            </w:r>
+          </w:p>
+        </w:tc>
+        <w:tc>
+          <w:tcPr>
+            <w:tcW w:type="dxa" w:w="2076"/>
+          </w:tcPr>
+          <w:p>
+            <w:r>
+              <w:t>默认当前UTC时间，索引</w:t>
+            </w:r>
+          </w:p>
+        </w:tc>
+        <w:tc>
+          <w:tcPr>
+            <w:tcW w:type="dxa" w:w="2076"/>
+          </w:tcPr>
+          <w:p>
+            <w:r>
+              <w:t>申请提交时间</w:t>
+            </w:r>
+          </w:p>
+        </w:tc>
+      </w:tr>
+    </w:tbl>
+    <w:p>
+      <w:pPr>
+        <w:pStyle w:val="5"/>
+      </w:pPr>
+      <w:r>
+        <w:rPr>
+          <w:b/>
+        </w:rPr>
+        <w:t>流量监控表（api_access_logs）</w:t>
+      </w:r>
+    </w:p>
+    <w:tbl>
+      <w:tblPr>
+        <w:tblStyle w:val="17"/>
+        <w:tblW w:type="auto" w:w="0"/>
+        <w:tblLook w:firstColumn="1" w:firstRow="1" w:lastColumn="0" w:lastRow="0" w:noHBand="0" w:noVBand="1" w:val="04A0"/>
+      </w:tblPr>
+      <w:tblGrid>
+        <w:gridCol w:w="2076"/>
+        <w:gridCol w:w="2076"/>
+        <w:gridCol w:w="2076"/>
+        <w:gridCol w:w="2076"/>
+      </w:tblGrid>
+      <w:tr>
+        <w:tc>
+          <w:tcPr>
+            <w:tcW w:type="dxa" w:w="2076"/>
+          </w:tcPr>
+          <w:p>
+            <w:r>
+              <w:rPr>
+                <w:b/>
+              </w:rPr>
+              <w:t>字段名</w:t>
+            </w:r>
+          </w:p>
+        </w:tc>
+        <w:tc>
+          <w:tcPr>
+            <w:tcW w:type="dxa" w:w="2076"/>
+          </w:tcPr>
+          <w:p>
+            <w:r>
+              <w:rPr>
+                <w:b/>
+              </w:rPr>
+              <w:t>数据类型</w:t>
+            </w:r>
+          </w:p>
+        </w:tc>
+        <w:tc>
+          <w:tcPr>
+            <w:tcW w:type="dxa" w:w="2076"/>
+          </w:tcPr>
+          <w:p>
+            <w:r>
+              <w:rPr>
+                <w:b/>
+              </w:rPr>
+              <w:t>约束</w:t>
+            </w:r>
+          </w:p>
+        </w:tc>
+        <w:tc>
+          <w:tcPr>
+            <w:tcW w:type="dxa" w:w="2076"/>
+          </w:tcPr>
+          <w:p>
+            <w:r>
+              <w:rPr>
+                <w:b/>
+              </w:rPr>
+              <w:t>说明</w:t>
+            </w:r>
+          </w:p>
+        </w:tc>
+      </w:tr>
+      <w:tr>
+        <w:tc>
+          <w:tcPr>
+            <w:tcW w:type="dxa" w:w="2076"/>
+          </w:tcPr>
+          <w:p>
+            <w:r>
+              <w:t>id</w:t>
+            </w:r>
+          </w:p>
+        </w:tc>
+        <w:tc>
+          <w:tcPr>
+            <w:tcW w:type="dxa" w:w="2076"/>
+          </w:tcPr>
+          <w:p>
+            <w:r>
+              <w:t>Integer</w:t>
+            </w:r>
+          </w:p>
+        </w:tc>
+        <w:tc>
+          <w:tcPr>
+            <w:tcW w:type="dxa" w:w="2076"/>
+          </w:tcPr>
+          <w:p>
+            <w:r>
+              <w:t>主键，自增</w:t>
+            </w:r>
+          </w:p>
+        </w:tc>
+        <w:tc>
+          <w:tcPr>
+            <w:tcW w:type="dxa" w:w="2076"/>
+          </w:tcPr>
+          <w:p>
+            <w:r>
+              <w:t>日志记录唯一标识</w:t>
+            </w:r>
+          </w:p>
+        </w:tc>
+      </w:tr>
+      <w:tr>
+        <w:tc>
+          <w:tcPr>
+            <w:tcW w:type="dxa" w:w="2076"/>
+          </w:tcPr>
+          <w:p>
+            <w:r>
+              <w:t>accessed_at</w:t>
+            </w:r>
+          </w:p>
+        </w:tc>
+        <w:tc>
+          <w:tcPr>
+            <w:tcW w:type="dxa" w:w="2076"/>
+          </w:tcPr>
+          <w:p>
+            <w:r>
+              <w:t>DateTime</w:t>
+            </w:r>
+          </w:p>
+        </w:tc>
+        <w:tc>
+          <w:tcPr>
+            <w:tcW w:type="dxa" w:w="2076"/>
+          </w:tcPr>
+          <w:p>
+            <w:r>
+              <w:t>默认当前UTC时间，索引</w:t>
+            </w:r>
+          </w:p>
+        </w:tc>
+        <w:tc>
+          <w:tcPr>
+            <w:tcW w:type="dxa" w:w="2076"/>
+          </w:tcPr>
+          <w:p>
+            <w:r>
+              <w:t>访问时间</w:t>
+            </w:r>
+          </w:p>
+        </w:tc>
+      </w:tr>
+      <w:tr>
+        <w:tc>
+          <w:tcPr>
+            <w:tcW w:type="dxa" w:w="2076"/>
+          </w:tcPr>
+          <w:p>
+            <w:r>
+              <w:t>method</w:t>
+            </w:r>
+          </w:p>
+        </w:tc>
+        <w:tc>
+          <w:tcPr>
+            <w:tcW w:type="dxa" w:w="2076"/>
+          </w:tcPr>
+          <w:p>
+            <w:r>
+              <w:t>String(8)</w:t>
+            </w:r>
+          </w:p>
+        </w:tc>
+        <w:tc>
+          <w:tcPr>
+            <w:tcW w:type="dxa" w:w="2076"/>
+          </w:tcPr>
+          <w:p>
+            <w:r>
+              <w:t>非空</w:t>
+            </w:r>
+          </w:p>
+        </w:tc>
+        <w:tc>
+          <w:tcPr>
+            <w:tcW w:type="dxa" w:w="2076"/>
+          </w:tcPr>
+          <w:p>
+            <w:r>
+              <w:t>HTTP方法（GET/POST/PUT/DELETE）</w:t>
+            </w:r>
+          </w:p>
+        </w:tc>
+      </w:tr>
+      <w:tr>
+        <w:tc>
+          <w:tcPr>
+            <w:tcW w:type="dxa" w:w="2076"/>
+          </w:tcPr>
+          <w:p>
+            <w:r>
+              <w:t>path</w:t>
+            </w:r>
+          </w:p>
+        </w:tc>
+        <w:tc>
+          <w:tcPr>
+            <w:tcW w:type="dxa" w:w="2076"/>
+          </w:tcPr>
+          <w:p>
+            <w:r>
+              <w:t>String(256)</w:t>
+            </w:r>
+          </w:p>
+        </w:tc>
+        <w:tc>
+          <w:tcPr>
+            <w:tcW w:type="dxa" w:w="2076"/>
+          </w:tcPr>
+          <w:p>
+            <w:r>
+              <w:t>非空，索引</w:t>
+            </w:r>
+          </w:p>
+        </w:tc>
+        <w:tc>
+          <w:tcPr>
+            <w:tcW w:type="dxa" w:w="2076"/>
+          </w:tcPr>
+          <w:p>
+            <w:r>
+              <w:t>请求路径</w:t>
+            </w:r>
+          </w:p>
+        </w:tc>
+      </w:tr>
+      <w:tr>
+        <w:tc>
+          <w:tcPr>
+            <w:tcW w:type="dxa" w:w="2076"/>
+          </w:tcPr>
+          <w:p>
+            <w:r>
+              <w:t>status_code</w:t>
+            </w:r>
+          </w:p>
+        </w:tc>
+        <w:tc>
+          <w:tcPr>
+            <w:tcW w:type="dxa" w:w="2076"/>
+          </w:tcPr>
+          <w:p>
+            <w:r>
+              <w:t>Integer</w:t>
+            </w:r>
+          </w:p>
+        </w:tc>
+        <w:tc>
+          <w:tcPr>
+            <w:tcW w:type="dxa" w:w="2076"/>
+          </w:tcPr>
+          <w:p>
+            <w:r>
+              <w:t>非空，索引</w:t>
+            </w:r>
+          </w:p>
+        </w:tc>
+        <w:tc>
+          <w:tcPr>
+            <w:tcW w:type="dxa" w:w="2076"/>
+          </w:tcPr>
+          <w:p>
+            <w:r>
+              <w:t>HTTP状态码</w:t>
+            </w:r>
+          </w:p>
+        </w:tc>
+      </w:tr>
+      <w:tr>
+        <w:tc>
+          <w:tcPr>
+            <w:tcW w:type="dxa" w:w="2076"/>
+          </w:tcPr>
+          <w:p>
+            <w:r>
+              <w:t>duration_ms</w:t>
+            </w:r>
+          </w:p>
+        </w:tc>
+        <w:tc>
+          <w:tcPr>
+            <w:tcW w:type="dxa" w:w="2076"/>
+          </w:tcPr>
+          <w:p>
+            <w:r>
+              <w:t>Integer</w:t>
+            </w:r>
+          </w:p>
+        </w:tc>
+        <w:tc>
+          <w:tcPr>
+            <w:tcW w:type="dxa" w:w="2076"/>
+          </w:tcPr>
+          <w:p>
+            <w:r>
+              <w:t>默认0</w:t>
+            </w:r>
+          </w:p>
+        </w:tc>
+        <w:tc>
+          <w:tcPr>
+            <w:tcW w:type="dxa" w:w="2076"/>
+          </w:tcPr>
+          <w:p>
+            <w:r>
+              <w:t>处理耗时（毫秒）</w:t>
+            </w:r>
+          </w:p>
+        </w:tc>
+      </w:tr>
+      <w:tr>
+        <w:tc>
+          <w:tcPr>
+            <w:tcW w:type="dxa" w:w="2076"/>
+          </w:tcPr>
+          <w:p>
+            <w:r>
+              <w:t>user_id</w:t>
+            </w:r>
+          </w:p>
+        </w:tc>
+        <w:tc>
+          <w:tcPr>
+            <w:tcW w:type="dxa" w:w="2076"/>
+          </w:tcPr>
+          <w:p>
+            <w:r>
+              <w:t>Integer</w:t>
+            </w:r>
+          </w:p>
+        </w:tc>
+        <w:tc>
+          <w:tcPr>
+            <w:tcW w:type="dxa" w:w="2076"/>
+          </w:tcPr>
+          <w:p>
+            <w:r>
+              <w:t>外键→users.id，可空，索引</w:t>
+            </w:r>
+          </w:p>
+        </w:tc>
+        <w:tc>
+          <w:tcPr>
+            <w:tcW w:type="dxa" w:w="2076"/>
+          </w:tcPr>
+          <w:p>
+            <w:r>
+              <w:t>用户ID</w:t>
+            </w:r>
+          </w:p>
+        </w:tc>
+      </w:tr>
+      <w:tr>
+        <w:tc>
+          <w:tcPr>
+            <w:tcW w:type="dxa" w:w="2076"/>
+          </w:tcPr>
+          <w:p>
+            <w:r>
+              <w:t>username</w:t>
+            </w:r>
+          </w:p>
+        </w:tc>
+        <w:tc>
+          <w:tcPr>
+            <w:tcW w:type="dxa" w:w="2076"/>
+          </w:tcPr>
+          <w:p>
+            <w:r>
+              <w:t>String(80)</w:t>
+            </w:r>
+          </w:p>
+        </w:tc>
+        <w:tc>
+          <w:tcPr>
+            <w:tcW w:type="dxa" w:w="2076"/>
+          </w:tcPr>
+          <w:p>
+            <w:r>
+              <w:t>可空，索引</w:t>
+            </w:r>
+          </w:p>
+        </w:tc>
+        <w:tc>
+          <w:tcPr>
+            <w:tcW w:type="dxa" w:w="2076"/>
+          </w:tcPr>
+          <w:p>
+            <w:r>
+              <w:t>用户名（冗余存储便于查询）</w:t>
+            </w:r>
+          </w:p>
+        </w:tc>
+      </w:tr>
+      <w:tr>
+        <w:tc>
+          <w:tcPr>
+            <w:tcW w:type="dxa" w:w="2076"/>
+          </w:tcPr>
+          <w:p>
+            <w:r>
+              <w:t>ip_address</w:t>
+            </w:r>
+          </w:p>
+        </w:tc>
+        <w:tc>
+          <w:tcPr>
+            <w:tcW w:type="dxa" w:w="2076"/>
+          </w:tcPr>
+          <w:p>
+            <w:r>
+              <w:t>String(64)</w:t>
+            </w:r>
+          </w:p>
+        </w:tc>
+        <w:tc>
+          <w:tcPr>
+            <w:tcW w:type="dxa" w:w="2076"/>
+          </w:tcPr>
+          <w:p>
+            <w:r>
+              <w:t>默认''</w:t>
+            </w:r>
+          </w:p>
+        </w:tc>
+        <w:tc>
+          <w:tcPr>
+            <w:tcW w:type="dxa" w:w="2076"/>
+          </w:tcPr>
+          <w:p>
+            <w:r>
+              <w:t>客户端IP</w:t>
+            </w:r>
+          </w:p>
+        </w:tc>
+      </w:tr>
+      <w:tr>
+        <w:tc>
+          <w:tcPr>
+            <w:tcW w:type="dxa" w:w="2076"/>
+          </w:tcPr>
+          <w:p>
+            <w:r>
+              <w:t>token_fingerprint</w:t>
+            </w:r>
+          </w:p>
+        </w:tc>
+        <w:tc>
+          <w:tcPr>
+            <w:tcW w:type="dxa" w:w="2076"/>
+          </w:tcPr>
+          <w:p>
+            <w:r>
+              <w:t>String(32)</w:t>
+            </w:r>
+          </w:p>
+        </w:tc>
+        <w:tc>
+          <w:tcPr>
+            <w:tcW w:type="dxa" w:w="2076"/>
+          </w:tcPr>
+          <w:p>
+            <w:r>
+              <w:t>默认''，索引</w:t>
+            </w:r>
+          </w:p>
+        </w:tc>
+        <w:tc>
+          <w:tcPr>
+            <w:tcW w:type="dxa" w:w="2076"/>
+          </w:tcPr>
+          <w:p>
+            <w:r>
+              <w:t>JWT令牌前16位指纹</w:t>
+            </w:r>
+          </w:p>
+        </w:tc>
+      </w:tr>
+    </w:tbl>
+    <w:p>
+      <w:pPr>
+        <w:pStyle w:val="4"/>
+      </w:pPr>
+      <w:r>
+        <w:rPr>
+          <w:b/>
+        </w:rPr>
+        <w:t>系统部署与上线方案</w:t>
+      </w:r>
+    </w:p>
+    <w:p>
+      <w:pPr/>
+      <w:r>
+        <w:t>在项目后期，我评估了多种部署方案——Render+Vercel（Render需要信用卡验证）、Oracle Cloud永久免费层（注册流程复杂且IP段常被风控）、国内云厂商（VPS需要实名且免费额度有限）、Hugging Face Spaces（推荐）。综合考虑「无信用卡、全球可访问、零成本」三个约束，最终选择Hugging Face Spaces作为生产环境。</w:t>
+      </w:r>
+    </w:p>
+    <w:p>
+      <w:pPr>
+        <w:pStyle w:val="5"/>
+      </w:pPr>
+      <w:r>
+        <w:rPr>
+          <w:b/>
+        </w:rPr>
+        <w:t>Hugging Face Spaces方案的优势：</w:t>
+      </w:r>
+    </w:p>
+    <w:p>
+      <w:pPr/>
+      <w:r>
+        <w:t>1. 完全免费：CPU Small配置对中小型国际象棋数据管理应用完全够用，无强制信用卡要求；</w:t>
+      </w:r>
+    </w:p>
+    <w:p>
+      <w:pPr/>
+      <w:r>
+        <w:t>2. Docker原生支持：通过Dockerfile.hf构建单容器镜像，内含前端构建产物（Vite静态资源）、后端Gunicorn服务、Nginx反向代理、Stockfish引擎二进制文件；</w:t>
+      </w:r>
+    </w:p>
+    <w:p>
+      <w:pPr/>
+      <w:r>
+        <w:t>3. 数据持久化：Spaces的临时文件系统可通过Persistent Storage升级（$5/月）实现数据库持久化，或在代码层实现「定期将SQLite数据库备份到HF Datasets仓库」的零成本方案；</w:t>
+      </w:r>
+    </w:p>
+    <w:p>
+      <w:pPr/>
+      <w:r>
+        <w:t>4. 域名与SSL：自动分配*.hf.space子域名并启用HTTPS，无需额外配置。</w:t>
+      </w:r>
+    </w:p>
+    <w:p>
+      <w:pPr>
+        <w:pStyle w:val="5"/>
+      </w:pPr>
+      <w:r>
+        <w:rPr>
+          <w:b/>
+        </w:rPr>
+        <w:t>具体部署步骤：</w:t>
+      </w:r>
+    </w:p>
+    <w:p>
+      <w:pPr/>
+      <w:r>
+        <w:t>1. 将项目推送到GitHub仓库，确保Dockerfile.hf、start-hf.sh、hf/supervisord.conf、hf/nginx.conf等HF专用文件已包含；</w:t>
+      </w:r>
+    </w:p>
+    <w:p>
+      <w:pPr/>
+      <w:r>
+        <w:t>2. 在HF创建Space（SDK选择Docker），关联GitHub仓库或使用git push推送代码；</w:t>
+      </w:r>
+    </w:p>
+    <w:p>
+      <w:pPr/>
+      <w:r>
+        <w:t>3. 在Space的Settings中配置环境变量——SECRET_KEY、JWT_SECRET_KEY、CORS_ORIGINS、STOCKFISH_PATH等；</w:t>
+      </w:r>
+    </w:p>
+    <w:p>
+      <w:pPr/>
+      <w:r>
+        <w:t>4. HF会自动构建Docker镜像并启动容器，通过supervisord同时管理nginx和gunicorn进程；</w:t>
+      </w:r>
+    </w:p>
+    <w:p>
+      <w:pPr/>
+      <w:r>
+        <w:t>5. 默认账号admin/admin123在首次启动时自动创建，管理员可在AdminCenter页面修改默认密码。</w:t>
+      </w:r>
+    </w:p>
+    <w:p>
+      <w:pPr/>
+      <w:r>
+        <w:t>若用户量增长需要更高性能，可平滑迁移到Render或自建VPS——代码无需任何修改，只需切换Dockerfile和反向代理配置即可，这是Docker化架构带来的核心收益。整套方案已在《docs/DEPLOYMENT.md》中以命令清单的形式沉淀，后续部署与运维均可按文档一键执行。</w:t>
+      </w:r>
+    </w:p>
+    <w:p>
+      <w:pPr>
+        <w:pStyle w:val="4"/>
         <w:bidi w:val="0"/>
         <w:ind w:left="432" w:leftChars="0" w:hanging="432" w:firstLineChars="0"/>
         <w:outlineLvl w:val="0"/>
@@ -12105,7 +13500,7 @@
           <w:rFonts w:ascii="宋体" w:hAnsi="宋体" w:eastAsia="宋体"/>
           <w:sz w:val="24"/>
         </w:rPr>
-        <w:t>首先，「纸上得来终觉浅，绝知此事要躬行」。在课堂上学习数据库理论时，范式、外键、SQL语法、ACID事务等概念看起来都很抽象——第三范式不过是「非主属性不传递依赖于主键」一句话的定义。但当我真正动手设计ChessDB的10张表结构、编写包含5张表JOIN的复杂查询、处理外键约束导致的级联删除问题时，才深刻理解了这些理论的实际价值。比如当我发现如果把棋手姓名直接存在棋谱表中会导致数据冗余和更新困难时，才真正体会到「一事一表」原则不是教条而是解决实际问题的利器。</w:t>
+        <w:t>首先，「纸上得来终觉浅，绝知此事要躬行」。在课堂上学习数据库理论时，范式、外键、SQL语法、ACID事务等概念看起来都很抽象——第三范式不过是「非主属性不传递依赖于主键」一句话的定义。但当我真正动手设计ChessDB的13张表结构、编写包含5张表JOIN的复杂查询、处理外键约束导致的级联删除问题时，才深刻理解了这些理论的实际价值。比如当我发现如果把棋手姓名直接存在棋谱表中会导致数据冗余和更新困难时，才真正体会到「一事一表」原则不是教条而是解决实际问题的利器。</w:t>
       </w:r>
     </w:p>
     <w:p>
